--- a/outputs/atividade_22.docx
+++ b/outputs/atividade_22.docx
@@ -157,7 +157,7 @@
           <w:sz w:val="28"/>
           <w:szCs w:val="28"/>
         </w:rPr>
-        <w:t xml:space="preserve"/>
+        <w:t xml:space="preserve">teste</w:t>
       </w:r>
     </w:p>
     <w:p>
